--- a/docs/SystemDocumentation/EventSync-v1.1.0.docx
+++ b/docs/SystemDocumentation/EventSync-v1.1.0.docx
@@ -5434,29 +5434,6 @@
     </w:p>
     <w:p>
       <w:pPr>
-        <w:pStyle w:val="Heading1"/>
-        <w:spacing w:after="0"/>
-        <w:rPr>
-          <w:rFonts w:asciiTheme="minorHAnsi" w:hAnsiTheme="minorHAnsi"/>
-        </w:rPr>
-      </w:pPr>
-      <w:bookmarkStart w:id="9" w:name="_Toc225572979"/>
-      <w:r>
-        <w:rPr>
-          <w:rFonts w:asciiTheme="minorHAnsi" w:hAnsiTheme="minorHAnsi"/>
-        </w:rPr>
-        <w:t>HIGH-LEVEL ARCHITECTUR</w:t>
-      </w:r>
-      <w:r>
-        <w:rPr>
-          <w:rFonts w:asciiTheme="minorHAnsi" w:hAnsiTheme="minorHAnsi"/>
-        </w:rPr>
-        <w:t>E</w:t>
-      </w:r>
-      <w:bookmarkEnd w:id="9"/>
-    </w:p>
-    <w:p>
-      <w:pPr>
         <w:spacing w:after="0" w:line="360" w:lineRule="auto"/>
         <w:rPr>
           <w:rFonts w:asciiTheme="minorHAnsi" w:hAnsiTheme="minorHAnsi"/>
@@ -5466,24 +5443,51 @@
           <w:szCs w:val="28"/>
         </w:rPr>
       </w:pPr>
+    </w:p>
+    <w:p>
+      <w:pPr>
+        <w:pStyle w:val="Heading1"/>
+        <w:spacing w:after="0"/>
+        <w:rPr>
+          <w:rFonts w:asciiTheme="minorHAnsi" w:hAnsiTheme="minorHAnsi"/>
+        </w:rPr>
+      </w:pPr>
+      <w:bookmarkStart w:id="9" w:name="_Toc225572979"/>
+      <w:r>
+        <w:rPr>
+          <w:rFonts w:asciiTheme="minorHAnsi" w:hAnsiTheme="minorHAnsi"/>
+        </w:rPr>
+        <w:lastRenderedPageBreak/>
+        <w:t>HIGH-LEVEL ARCHITECTUR</w:t>
+      </w:r>
+      <w:r>
+        <w:rPr>
+          <w:rFonts w:asciiTheme="minorHAnsi" w:hAnsiTheme="minorHAnsi"/>
+        </w:rPr>
+        <w:t>E</w:t>
+      </w:r>
+      <w:bookmarkEnd w:id="9"/>
+    </w:p>
+    <w:p>
+      <w:pPr>
+        <w:spacing w:after="0" w:line="360" w:lineRule="auto"/>
+        <w:rPr>
+          <w:rFonts w:asciiTheme="minorHAnsi" w:hAnsiTheme="minorHAnsi"/>
+          <w:b/>
+          <w:bCs/>
+          <w:sz w:val="28"/>
+          <w:szCs w:val="28"/>
+        </w:rPr>
+      </w:pPr>
       <w:r>
         <w:rPr>
           <w:noProof/>
-          <w:bdr w:val="none" w:sz="0" w:space="0" w:color="auto" w:frame="1"/>
         </w:rPr>
         <w:drawing>
-          <wp:anchor distT="0" distB="0" distL="114300" distR="114300" simplePos="0" relativeHeight="251658240" behindDoc="1" locked="0" layoutInCell="1" allowOverlap="1" wp14:anchorId="314C6A88" wp14:editId="4B6DD135">
-            <wp:simplePos x="0" y="0"/>
-            <wp:positionH relativeFrom="margin">
-              <wp:align>right</wp:align>
-            </wp:positionH>
-            <wp:positionV relativeFrom="paragraph">
-              <wp:posOffset>18582</wp:posOffset>
-            </wp:positionV>
-            <wp:extent cx="5943600" cy="5317490"/>
+          <wp:inline distT="0" distB="0" distL="0" distR="0" wp14:anchorId="23CB15AA" wp14:editId="463F4AC7">
+            <wp:extent cx="5943600" cy="5320665"/>
             <wp:effectExtent l="0" t="0" r="0" b="0"/>
-            <wp:wrapNone/>
-            <wp:docPr id="1253163570" name="Picture 2"/>
+            <wp:docPr id="1510258467" name="Picture 1"/>
             <wp:cNvGraphicFramePr>
               <a:graphicFrameLocks xmlns:a="http://schemas.openxmlformats.org/drawingml/2006/main" noChangeAspect="1"/>
             </wp:cNvGraphicFramePr>
@@ -5491,7 +5495,7 @@
               <a:graphicData uri="http://schemas.openxmlformats.org/drawingml/2006/picture">
                 <pic:pic xmlns:pic="http://schemas.openxmlformats.org/drawingml/2006/picture">
                   <pic:nvPicPr>
-                    <pic:cNvPr id="0" name="Picture 6"/>
+                    <pic:cNvPr id="0" name="Picture 1"/>
                     <pic:cNvPicPr>
                       <a:picLocks noChangeAspect="1" noChangeArrowheads="1"/>
                     </pic:cNvPicPr>
@@ -5512,7 +5516,7 @@
                   <pic:spPr bwMode="auto">
                     <a:xfrm>
                       <a:off x="0" y="0"/>
-                      <a:ext cx="5943600" cy="5317490"/>
+                      <a:ext cx="5943600" cy="5320665"/>
                     </a:xfrm>
                     <a:prstGeom prst="rect">
                       <a:avLst/>
@@ -5525,13 +5529,7 @@
                 </pic:pic>
               </a:graphicData>
             </a:graphic>
-            <wp14:sizeRelH relativeFrom="page">
-              <wp14:pctWidth>0</wp14:pctWidth>
-            </wp14:sizeRelH>
-            <wp14:sizeRelV relativeFrom="page">
-              <wp14:pctHeight>0</wp14:pctHeight>
-            </wp14:sizeRelV>
-          </wp:anchor>
+          </wp:inline>
         </w:drawing>
       </w:r>
     </w:p>
@@ -5573,154 +5571,6 @@
     </w:p>
     <w:p>
       <w:pPr>
-        <w:spacing w:after="0" w:line="360" w:lineRule="auto"/>
-        <w:rPr>
-          <w:rFonts w:asciiTheme="minorHAnsi" w:hAnsiTheme="minorHAnsi"/>
-          <w:sz w:val="28"/>
-          <w:szCs w:val="28"/>
-        </w:rPr>
-      </w:pPr>
-      <w:r>
-        <w:rPr>
-          <w:rFonts w:asciiTheme="minorHAnsi" w:hAnsiTheme="minorHAnsi"/>
-          <w:sz w:val="28"/>
-          <w:szCs w:val="28"/>
-        </w:rPr>
-        <w:br/>
-      </w:r>
-    </w:p>
-    <w:p>
-      <w:pPr>
-        <w:spacing w:after="0" w:line="360" w:lineRule="auto"/>
-        <w:rPr>
-          <w:rFonts w:asciiTheme="minorHAnsi" w:hAnsiTheme="minorHAnsi"/>
-          <w:sz w:val="28"/>
-          <w:szCs w:val="28"/>
-        </w:rPr>
-      </w:pPr>
-    </w:p>
-    <w:p>
-      <w:pPr>
-        <w:spacing w:after="0" w:line="360" w:lineRule="auto"/>
-        <w:rPr>
-          <w:rFonts w:asciiTheme="minorHAnsi" w:hAnsiTheme="minorHAnsi"/>
-          <w:sz w:val="28"/>
-          <w:szCs w:val="28"/>
-        </w:rPr>
-      </w:pPr>
-    </w:p>
-    <w:p>
-      <w:pPr>
-        <w:spacing w:after="0" w:line="360" w:lineRule="auto"/>
-        <w:rPr>
-          <w:rFonts w:asciiTheme="minorHAnsi" w:hAnsiTheme="minorHAnsi"/>
-          <w:sz w:val="28"/>
-          <w:szCs w:val="28"/>
-        </w:rPr>
-      </w:pPr>
-    </w:p>
-    <w:p>
-      <w:pPr>
-        <w:spacing w:after="0" w:line="360" w:lineRule="auto"/>
-        <w:rPr>
-          <w:rFonts w:asciiTheme="minorHAnsi" w:hAnsiTheme="minorHAnsi"/>
-          <w:sz w:val="28"/>
-          <w:szCs w:val="28"/>
-        </w:rPr>
-      </w:pPr>
-    </w:p>
-    <w:p>
-      <w:pPr>
-        <w:spacing w:after="0" w:line="360" w:lineRule="auto"/>
-        <w:rPr>
-          <w:rFonts w:asciiTheme="minorHAnsi" w:hAnsiTheme="minorHAnsi"/>
-          <w:sz w:val="28"/>
-          <w:szCs w:val="28"/>
-        </w:rPr>
-      </w:pPr>
-    </w:p>
-    <w:p>
-      <w:pPr>
-        <w:spacing w:after="0" w:line="360" w:lineRule="auto"/>
-        <w:rPr>
-          <w:rFonts w:asciiTheme="minorHAnsi" w:hAnsiTheme="minorHAnsi"/>
-          <w:sz w:val="28"/>
-          <w:szCs w:val="28"/>
-        </w:rPr>
-      </w:pPr>
-    </w:p>
-    <w:p>
-      <w:pPr>
-        <w:spacing w:after="0" w:line="360" w:lineRule="auto"/>
-        <w:rPr>
-          <w:rFonts w:asciiTheme="minorHAnsi" w:hAnsiTheme="minorHAnsi"/>
-          <w:sz w:val="28"/>
-          <w:szCs w:val="28"/>
-        </w:rPr>
-      </w:pPr>
-    </w:p>
-    <w:p>
-      <w:pPr>
-        <w:spacing w:after="0" w:line="360" w:lineRule="auto"/>
-        <w:rPr>
-          <w:rFonts w:asciiTheme="minorHAnsi" w:hAnsiTheme="minorHAnsi"/>
-          <w:sz w:val="28"/>
-          <w:szCs w:val="28"/>
-        </w:rPr>
-      </w:pPr>
-    </w:p>
-    <w:p>
-      <w:pPr>
-        <w:spacing w:after="0" w:line="360" w:lineRule="auto"/>
-        <w:rPr>
-          <w:rFonts w:asciiTheme="minorHAnsi" w:hAnsiTheme="minorHAnsi"/>
-          <w:sz w:val="28"/>
-          <w:szCs w:val="28"/>
-        </w:rPr>
-      </w:pPr>
-    </w:p>
-    <w:p>
-      <w:pPr>
-        <w:spacing w:after="0" w:line="360" w:lineRule="auto"/>
-        <w:rPr>
-          <w:rFonts w:asciiTheme="minorHAnsi" w:hAnsiTheme="minorHAnsi"/>
-          <w:sz w:val="28"/>
-          <w:szCs w:val="28"/>
-        </w:rPr>
-      </w:pPr>
-    </w:p>
-    <w:p>
-      <w:pPr>
-        <w:spacing w:after="0" w:line="360" w:lineRule="auto"/>
-        <w:rPr>
-          <w:rFonts w:asciiTheme="minorHAnsi" w:hAnsiTheme="minorHAnsi"/>
-          <w:sz w:val="28"/>
-          <w:szCs w:val="28"/>
-        </w:rPr>
-      </w:pPr>
-    </w:p>
-    <w:p>
-      <w:pPr>
-        <w:spacing w:after="0" w:line="360" w:lineRule="auto"/>
-        <w:rPr>
-          <w:rFonts w:asciiTheme="minorHAnsi" w:hAnsiTheme="minorHAnsi"/>
-          <w:sz w:val="28"/>
-          <w:szCs w:val="28"/>
-        </w:rPr>
-      </w:pPr>
-    </w:p>
-    <w:p>
-      <w:pPr>
-        <w:spacing w:after="0" w:line="360" w:lineRule="auto"/>
-        <w:rPr>
-          <w:rFonts w:asciiTheme="minorHAnsi" w:hAnsiTheme="minorHAnsi"/>
-          <w:sz w:val="28"/>
-          <w:szCs w:val="28"/>
-        </w:rPr>
-      </w:pPr>
-    </w:p>
-    <w:p>
-      <w:pPr>
         <w:pStyle w:val="Heading1"/>
         <w:spacing w:after="0"/>
         <w:rPr>
@@ -5732,6 +5582,7 @@
         <w:rPr>
           <w:rFonts w:asciiTheme="minorHAnsi" w:hAnsiTheme="minorHAnsi"/>
         </w:rPr>
+        <w:lastRenderedPageBreak/>
         <w:t>TECHNOLOGY STACK TO USE</w:t>
       </w:r>
       <w:bookmarkEnd w:id="10"/>
@@ -5809,7 +5660,6 @@
           <w:sz w:val="22"/>
           <w:szCs w:val="22"/>
         </w:rPr>
-        <w:lastRenderedPageBreak/>
         <w:t>CSS - for design and layout</w:t>
       </w:r>
     </w:p>
@@ -6172,6 +6022,18 @@
     </w:p>
     <w:p>
       <w:pPr>
+        <w:spacing w:after="0" w:line="360" w:lineRule="auto"/>
+        <w:rPr>
+          <w:rFonts w:asciiTheme="minorHAnsi" w:hAnsiTheme="minorHAnsi"/>
+          <w:b/>
+          <w:bCs/>
+          <w:sz w:val="28"/>
+          <w:szCs w:val="28"/>
+        </w:rPr>
+      </w:pPr>
+    </w:p>
+    <w:p>
+      <w:pPr>
         <w:pStyle w:val="Heading1"/>
         <w:spacing w:after="0"/>
         <w:rPr>
@@ -6183,6 +6045,7 @@
         <w:rPr>
           <w:rFonts w:asciiTheme="minorHAnsi" w:hAnsiTheme="minorHAnsi"/>
         </w:rPr>
+        <w:lastRenderedPageBreak/>
         <w:t>STAKEHOLDERS</w:t>
       </w:r>
       <w:bookmarkEnd w:id="11"/>
@@ -6382,7 +6245,6 @@
                 <w:sz w:val="22"/>
                 <w:szCs w:val="22"/>
               </w:rPr>
-              <w:lastRenderedPageBreak/>
               <w:t>Event Organizers</w:t>
             </w:r>
           </w:p>
@@ -6662,6 +6524,7 @@
                 <w:sz w:val="22"/>
                 <w:szCs w:val="22"/>
               </w:rPr>
+              <w:lastRenderedPageBreak/>
               <w:t>General Users</w:t>
             </w:r>
           </w:p>
@@ -6741,7 +6604,6 @@
                 <w:sz w:val="22"/>
                 <w:szCs w:val="22"/>
               </w:rPr>
-              <w:lastRenderedPageBreak/>
               <w:t>Executives</w:t>
             </w:r>
           </w:p>
@@ -11739,28 +11601,28 @@
 </file>
 
 <file path=customXml/item1.xml><?xml version="1.0" encoding="utf-8"?>
+<b:Sources xmlns:b="http://schemas.openxmlformats.org/officeDocument/2006/bibliography" xmlns="http://schemas.openxmlformats.org/officeDocument/2006/bibliography" SelectedStyle="\APASixthEditionOfficeOnline.xsl" StyleName="APA" Version="6"/>
+</file>
+
+<file path=customXml/item2.xml><?xml version="1.0" encoding="utf-8"?>
 <go:gDocsCustomXmlDataStorage xmlns:go="http://customooxmlschemas.google.com/" xmlns:r="http://schemas.openxmlformats.org/officeDocument/2006/relationships" uri="GoogleDocsCustomDataVersion2">
   <go:docsCustomData xmlns:go="http://customooxmlschemas.google.com/" roundtripDataSignature="AMtx7mj/MjCLfcxWu5i/z6bQqguZxA0FbQ==">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</go:docsCustomData>
 </go:gDocsCustomXmlDataStorage>
 </file>
 
-<file path=customXml/item2.xml><?xml version="1.0" encoding="utf-8"?>
-<b:Sources xmlns:b="http://schemas.openxmlformats.org/officeDocument/2006/bibliography" xmlns="http://schemas.openxmlformats.org/officeDocument/2006/bibliography" SelectedStyle="\APASixthEditionOfficeOnline.xsl" StyleName="APA" Version="6"/>
+<file path=customXml/itemProps1.xml><?xml version="1.0" encoding="utf-8"?>
+<ds:datastoreItem xmlns:ds="http://schemas.openxmlformats.org/officeDocument/2006/customXml" ds:itemID="{761D5863-C19B-4DB6-A781-316B9D19E28B}">
+  <ds:schemaRefs>
+    <ds:schemaRef ds:uri="http://schemas.openxmlformats.org/officeDocument/2006/bibliography"/>
+  </ds:schemaRefs>
+</ds:datastoreItem>
 </file>
 
-<file path=customXml/itemProps1.xml><?xml version="1.0" encoding="utf-8"?>
+<file path=customXml/itemProps2.xml><?xml version="1.0" encoding="utf-8"?>
 <ds:datastoreItem xmlns:ds="http://schemas.openxmlformats.org/officeDocument/2006/customXml" ds:itemID="{11111111-1234-1234-1234-123412341234}">
   <ds:schemaRefs>
     <ds:schemaRef ds:uri="http://customooxmlschemas.google.com/"/>
     <ds:schemaRef ds:uri="http://schemas.openxmlformats.org/officeDocument/2006/relationships"/>
   </ds:schemaRefs>
 </ds:datastoreItem>
-</file>
-
-<file path=customXml/itemProps2.xml><?xml version="1.0" encoding="utf-8"?>
-<ds:datastoreItem xmlns:ds="http://schemas.openxmlformats.org/officeDocument/2006/customXml" ds:itemID="{761D5863-C19B-4DB6-A781-316B9D19E28B}">
-  <ds:schemaRefs>
-    <ds:schemaRef ds:uri="http://schemas.openxmlformats.org/officeDocument/2006/bibliography"/>
-  </ds:schemaRefs>
-</ds:datastoreItem>
 </file>
--- a/docs/SystemDocumentation/EventSync-v1.1.0.docx
+++ b/docs/SystemDocumentation/EventSync-v1.1.0.docx
@@ -5484,7 +5484,7 @@
           <w:noProof/>
         </w:rPr>
         <w:drawing>
-          <wp:inline distT="0" distB="0" distL="0" distR="0" wp14:anchorId="23CB15AA" wp14:editId="463F4AC7">
+          <wp:inline distT="0" distB="0" distL="0" distR="0" wp14:anchorId="23CB15AA" wp14:editId="78EFF9A3">
             <wp:extent cx="5943600" cy="5320665"/>
             <wp:effectExtent l="0" t="0" r="0" b="0"/>
             <wp:docPr id="1510258467" name="Picture 1"/>
@@ -11601,28 +11601,28 @@
 </file>
 
 <file path=customXml/item1.xml><?xml version="1.0" encoding="utf-8"?>
-<b:Sources xmlns:b="http://schemas.openxmlformats.org/officeDocument/2006/bibliography" xmlns="http://schemas.openxmlformats.org/officeDocument/2006/bibliography" SelectedStyle="\APASixthEditionOfficeOnline.xsl" StyleName="APA" Version="6"/>
-</file>
-
-<file path=customXml/item2.xml><?xml version="1.0" encoding="utf-8"?>
 <go:gDocsCustomXmlDataStorage xmlns:go="http://customooxmlschemas.google.com/" xmlns:r="http://schemas.openxmlformats.org/officeDocument/2006/relationships" uri="GoogleDocsCustomDataVersion2">
   <go:docsCustomData xmlns:go="http://customooxmlschemas.google.com/" roundtripDataSignature="AMtx7mj/MjCLfcxWu5i/z6bQqguZxA0FbQ==">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</go:docsCustomData>
 </go:gDocsCustomXmlDataStorage>
 </file>
 
-<file path=customXml/itemProps1.xml><?xml version="1.0" encoding="utf-8"?>
-<ds:datastoreItem xmlns:ds="http://schemas.openxmlformats.org/officeDocument/2006/customXml" ds:itemID="{761D5863-C19B-4DB6-A781-316B9D19E28B}">
-  <ds:schemaRefs>
-    <ds:schemaRef ds:uri="http://schemas.openxmlformats.org/officeDocument/2006/bibliography"/>
-  </ds:schemaRefs>
-</ds:datastoreItem>
+<file path=customXml/item2.xml><?xml version="1.0" encoding="utf-8"?>
+<b:Sources xmlns:b="http://schemas.openxmlformats.org/officeDocument/2006/bibliography" xmlns="http://schemas.openxmlformats.org/officeDocument/2006/bibliography" SelectedStyle="\APASixthEditionOfficeOnline.xsl" StyleName="APA" Version="6"/>
 </file>
 
-<file path=customXml/itemProps2.xml><?xml version="1.0" encoding="utf-8"?>
+<file path=customXml/itemProps1.xml><?xml version="1.0" encoding="utf-8"?>
 <ds:datastoreItem xmlns:ds="http://schemas.openxmlformats.org/officeDocument/2006/customXml" ds:itemID="{11111111-1234-1234-1234-123412341234}">
   <ds:schemaRefs>
     <ds:schemaRef ds:uri="http://customooxmlschemas.google.com/"/>
     <ds:schemaRef ds:uri="http://schemas.openxmlformats.org/officeDocument/2006/relationships"/>
   </ds:schemaRefs>
 </ds:datastoreItem>
+</file>
+
+<file path=customXml/itemProps2.xml><?xml version="1.0" encoding="utf-8"?>
+<ds:datastoreItem xmlns:ds="http://schemas.openxmlformats.org/officeDocument/2006/customXml" ds:itemID="{761D5863-C19B-4DB6-A781-316B9D19E28B}">
+  <ds:schemaRefs>
+    <ds:schemaRef ds:uri="http://schemas.openxmlformats.org/officeDocument/2006/bibliography"/>
+  </ds:schemaRefs>
+</ds:datastoreItem>
 </file>